--- a/downloads/jisoo-career-card.docx
+++ b/downloads/jisoo-career-card.docx
@@ -30,7 +30,7 @@
     </w:p>
     <w:p>
       <w:pPr>
-        <w:spacing w:after="160" w:line="280"/>
+        <w:spacing w:after="100" w:line="280"/>
       </w:pPr>
       <w:r>
         <w:rPr>
@@ -39,6 +39,23 @@
           <w:szCs w:val="20"/>
         </w:rPr>
         <w:t xml:space="preserve">웹·모바일 서비스의 UI 디자인과 퍼블리싱을 수행해 왔습니다. ERP·자산관리·금융·교육·쇼핑몰 등 다양한 분야의 구축 및 운영 경험이 있습니다.</w:t>
+      </w:r>
+    </w:p>
+    <w:p>
+      <w:pPr>
+        <w:spacing w:after="100" w:line="240"/>
+        <w:rPr>
+          <w:sz w:val="18"/>
+          <w:szCs w:val="18"/>
+        </w:rPr>
+      </w:pPr>
+      <w:r>
+        <w:rPr>
+          <w:rFonts w:ascii="Noto Sans CJK KR" w:cs="Noto Sans CJK KR" w:eastAsia="Noto Sans CJK KR" w:hAnsi="Noto Sans CJK KR"/>
+          <w:sz w:val="18"/>
+          <w:szCs w:val="18"/>
+        </w:rPr>
+        <w:t xml:space="preserve">총 경력은 시작월과 종료월을 포함한 월 단위 합산입니다. 중복 참여 월은 한 번만 계산하며, 기간 확인이 필요한 5건은 제외했습니다.</w:t>
       </w:r>
     </w:p>
     <w:p>
@@ -302,7 +319,7 @@
                 <w:sz w:val="20"/>
                 <w:szCs w:val="20"/>
               </w:rPr>
-              <w:t xml:space="preserve">—</w:t>
+              <w:t xml:space="preserve">beans87@naver.com</w:t>
             </w:r>
           </w:p>
         </w:tc>
@@ -459,7 +476,7 @@
                 <w:sz w:val="20"/>
                 <w:szCs w:val="20"/>
               </w:rPr>
-              <w:t xml:space="preserve">—</w:t>
+              <w:t xml:space="preserve">10년 6개월 (확인된 기간 기준)</w:t>
             </w:r>
           </w:p>
         </w:tc>
@@ -692,7 +709,7 @@
                 <w:sz w:val="20"/>
                 <w:szCs w:val="20"/>
               </w:rPr>
-              <w:t xml:space="preserve">프리랜서</w:t>
+              <w:t xml:space="preserve">프리랜서 중심 · 기타 형태 협의 가능</w:t>
             </w:r>
           </w:p>
         </w:tc>
@@ -1681,6 +1698,16 @@
     </w:tbl>
     <w:p>
       <w:pPr>
+        <w:pStyle w:val="Heading1"/>
+        <w:pageBreakBefore/>
+        <w:spacing w:after="150"/>
+      </w:pPr>
+      <w:r>
+        <w:t xml:space="preserve">학력 자격 및 교육</w:t>
+      </w:r>
+    </w:p>
+    <w:p>
+      <w:pPr>
         <w:pStyle w:val="Heading2"/>
         <w:keepNext/>
         <w:spacing w:after="100" w:before="210"/>
@@ -2065,16 +2092,6 @@
         </w:tc>
       </w:tr>
     </w:tbl>
-    <w:p>
-      <w:pPr>
-        <w:pStyle w:val="Heading1"/>
-        <w:pageBreakBefore/>
-        <w:spacing w:after="150"/>
-      </w:pPr>
-      <w:r>
-        <w:t xml:space="preserve">자격 및 교육</w:t>
-      </w:r>
-    </w:p>
     <w:p>
       <w:pPr>
         <w:pStyle w:val="Heading2"/>
@@ -3379,7 +3396,7 @@
         <w:spacing w:after="150"/>
       </w:pPr>
       <w:r>
-        <w:t xml:space="preserve">실무 경력 1</w:t>
+        <w:t xml:space="preserve">실무 경력</w:t>
       </w:r>
     </w:p>
     <w:p>
@@ -5146,7 +5163,7 @@
         <w:spacing w:after="150"/>
       </w:pPr>
       <w:r>
-        <w:t xml:space="preserve">실무 경력 2</w:t>
+        <w:t xml:space="preserve">실무 경력</w:t>
       </w:r>
     </w:p>
     <w:p>
@@ -6913,7 +6930,7 @@
         <w:spacing w:after="150"/>
       </w:pPr>
       <w:r>
-        <w:t xml:space="preserve">실무 경력 3</w:t>
+        <w:t xml:space="preserve">실무 경력</w:t>
       </w:r>
     </w:p>
     <w:p>
@@ -8680,7 +8697,7 @@
         <w:spacing w:after="150"/>
       </w:pPr>
       <w:r>
-        <w:t xml:space="preserve">실무 경력 4</w:t>
+        <w:t xml:space="preserve">실무 경력</w:t>
       </w:r>
     </w:p>
     <w:p>

--- a/downloads/jisoo-career-card.docx
+++ b/downloads/jisoo-career-card.docx
@@ -43,23 +43,6 @@
     </w:p>
     <w:p>
       <w:pPr>
-        <w:spacing w:after="100" w:line="240"/>
-        <w:rPr>
-          <w:sz w:val="18"/>
-          <w:szCs w:val="18"/>
-        </w:rPr>
-      </w:pPr>
-      <w:r>
-        <w:rPr>
-          <w:rFonts w:ascii="Noto Sans CJK KR" w:cs="Noto Sans CJK KR" w:eastAsia="Noto Sans CJK KR" w:hAnsi="Noto Sans CJK KR"/>
-          <w:sz w:val="18"/>
-          <w:szCs w:val="18"/>
-        </w:rPr>
-        <w:t xml:space="preserve">총 경력은 시작월과 종료월을 포함한 월 단위 합산입니다. 중복 참여 월은 한 번만 계산하며, 기간 확인이 필요한 5건은 제외했습니다.</w:t>
-      </w:r>
-    </w:p>
-    <w:p>
-      <w:pPr>
         <w:pStyle w:val="Heading2"/>
         <w:keepNext/>
         <w:spacing w:after="100" w:before="210"/>
@@ -476,7 +459,7 @@
                 <w:sz w:val="20"/>
                 <w:szCs w:val="20"/>
               </w:rPr>
-              <w:t xml:space="preserve">10년 6개월 (확인된 기간 기준)</w:t>
+              <w:t xml:space="preserve">11년 9개월</w:t>
             </w:r>
           </w:p>
         </w:tc>
@@ -3623,7 +3606,7 @@
                 <w:sz w:val="20"/>
                 <w:szCs w:val="20"/>
               </w:rPr>
-              <w:t xml:space="preserve">2025.08 ~ 종료월 확인 필요</w:t>
+              <w:t xml:space="preserve">2025.08 ~ 현재</w:t>
             </w:r>
           </w:p>
         </w:tc>
@@ -9986,867 +9969,6 @@
         </w:tc>
       </w:tr>
     </w:tbl>
-    <w:p>
-      <w:pPr>
-        <w:pStyle w:val="Heading1"/>
-        <w:pageBreakBefore/>
-        <w:spacing w:after="150"/>
-      </w:pPr>
-      <w:r>
-        <w:t xml:space="preserve">개인 프로젝트</w:t>
-      </w:r>
-    </w:p>
-    <w:p>
-      <w:pPr>
-        <w:pStyle w:val="Heading2"/>
-        <w:keepNext/>
-        <w:spacing w:after="100" w:before="210"/>
-      </w:pPr>
-      <w:r>
-        <w:t xml:space="preserve">포트폴리오 작업</w:t>
-      </w:r>
-    </w:p>
-    <w:tbl>
-      <w:tblPr>
-        <w:tblW w:type="pct" w:w="100%"/>
-        <w:tblBorders>
-          <w:top w:val="single" w:color="auto" w:sz="4"/>
-          <w:left w:val="single" w:color="auto" w:sz="4"/>
-          <w:bottom w:val="single" w:color="auto" w:sz="4"/>
-          <w:right w:val="single" w:color="auto" w:sz="4"/>
-          <w:insideH w:val="single" w:color="auto" w:sz="4"/>
-          <w:insideV w:val="single" w:color="auto" w:sz="4"/>
-        </w:tblBorders>
-      </w:tblPr>
-      <w:tblGrid>
-        <w:gridCol w:w="1404"/>
-        <w:gridCol w:w="1685"/>
-        <w:gridCol w:w="2340"/>
-        <w:gridCol w:w="3931"/>
-      </w:tblGrid>
-      <w:tr>
-        <w:trPr>
-          <w:cantSplit/>
-          <w:tblHeader/>
-        </w:trPr>
-        <w:tc>
-          <w:tcPr>
-            <w:tcW w:type="pct" w:w="15%"/>
-            <w:tcBorders>
-              <w:top w:val="single" w:color="D9D9D9" w:sz="5"/>
-              <w:left w:val="single" w:color="D9D9D9" w:sz="5"/>
-              <w:bottom w:val="single" w:color="D9D9D9" w:sz="5"/>
-              <w:right w:val="single" w:color="D9D9D9" w:sz="5"/>
-            </w:tcBorders>
-            <w:shd w:fill="E9EEF1"/>
-            <w:tcMar>
-              <w:top w:type="dxa" w:w="95"/>
-              <w:left w:type="dxa" w:w="110"/>
-              <w:bottom w:type="dxa" w:w="95"/>
-              <w:right w:type="dxa" w:w="110"/>
-            </w:tcMar>
-            <w:vAlign w:val="center"/>
-          </w:tcPr>
-          <w:p>
-            <w:pPr>
-              <w:spacing w:after="0" w:line="260"/>
-              <w:rPr>
-                <w:b/>
-                <w:bCs/>
-              </w:rPr>
-            </w:pPr>
-            <w:r>
-              <w:rPr>
-                <w:rFonts w:ascii="Noto Sans CJK KR" w:cs="Noto Sans CJK KR" w:eastAsia="Noto Sans CJK KR" w:hAnsi="Noto Sans CJK KR"/>
-                <w:b/>
-                <w:bCs/>
-                <w:sz w:val="20"/>
-                <w:szCs w:val="20"/>
-              </w:rPr>
-              <w:t xml:space="preserve">프로젝트</w:t>
-            </w:r>
-          </w:p>
-        </w:tc>
-        <w:tc>
-          <w:tcPr>
-            <w:tcW w:type="pct" w:w="18%"/>
-            <w:tcBorders>
-              <w:top w:val="single" w:color="D9D9D9" w:sz="5"/>
-              <w:left w:val="single" w:color="D9D9D9" w:sz="5"/>
-              <w:bottom w:val="single" w:color="D9D9D9" w:sz="5"/>
-              <w:right w:val="single" w:color="D9D9D9" w:sz="5"/>
-            </w:tcBorders>
-            <w:shd w:fill="E9EEF1"/>
-            <w:tcMar>
-              <w:top w:type="dxa" w:w="95"/>
-              <w:left w:type="dxa" w:w="110"/>
-              <w:bottom w:type="dxa" w:w="95"/>
-              <w:right w:type="dxa" w:w="110"/>
-            </w:tcMar>
-            <w:vAlign w:val="center"/>
-          </w:tcPr>
-          <w:p>
-            <w:pPr>
-              <w:spacing w:after="0" w:line="260"/>
-              <w:rPr>
-                <w:b/>
-                <w:bCs/>
-              </w:rPr>
-            </w:pPr>
-            <w:r>
-              <w:rPr>
-                <w:rFonts w:ascii="Noto Sans CJK KR" w:cs="Noto Sans CJK KR" w:eastAsia="Noto Sans CJK KR" w:hAnsi="Noto Sans CJK KR"/>
-                <w:b/>
-                <w:bCs/>
-                <w:sz w:val="20"/>
-                <w:szCs w:val="20"/>
-              </w:rPr>
-              <w:t xml:space="preserve">구분</w:t>
-            </w:r>
-          </w:p>
-        </w:tc>
-        <w:tc>
-          <w:tcPr>
-            <w:tcW w:type="pct" w:w="25%"/>
-            <w:tcBorders>
-              <w:top w:val="single" w:color="D9D9D9" w:sz="5"/>
-              <w:left w:val="single" w:color="D9D9D9" w:sz="5"/>
-              <w:bottom w:val="single" w:color="D9D9D9" w:sz="5"/>
-              <w:right w:val="single" w:color="D9D9D9" w:sz="5"/>
-            </w:tcBorders>
-            <w:shd w:fill="E9EEF1"/>
-            <w:tcMar>
-              <w:top w:type="dxa" w:w="95"/>
-              <w:left w:type="dxa" w:w="110"/>
-              <w:bottom w:type="dxa" w:w="95"/>
-              <w:right w:type="dxa" w:w="110"/>
-            </w:tcMar>
-            <w:vAlign w:val="center"/>
-          </w:tcPr>
-          <w:p>
-            <w:pPr>
-              <w:spacing w:after="0" w:line="260"/>
-              <w:rPr>
-                <w:b/>
-                <w:bCs/>
-              </w:rPr>
-            </w:pPr>
-            <w:r>
-              <w:rPr>
-                <w:rFonts w:ascii="Noto Sans CJK KR" w:cs="Noto Sans CJK KR" w:eastAsia="Noto Sans CJK KR" w:hAnsi="Noto Sans CJK KR"/>
-                <w:b/>
-                <w:bCs/>
-                <w:sz w:val="20"/>
-                <w:szCs w:val="20"/>
-              </w:rPr>
-              <w:t xml:space="preserve">사용 기술</w:t>
-            </w:r>
-          </w:p>
-        </w:tc>
-        <w:tc>
-          <w:tcPr>
-            <w:tcW w:type="pct" w:w="42%"/>
-            <w:tcBorders>
-              <w:top w:val="single" w:color="D9D9D9" w:sz="5"/>
-              <w:left w:val="single" w:color="D9D9D9" w:sz="5"/>
-              <w:bottom w:val="single" w:color="D9D9D9" w:sz="5"/>
-              <w:right w:val="single" w:color="D9D9D9" w:sz="5"/>
-            </w:tcBorders>
-            <w:shd w:fill="E9EEF1"/>
-            <w:tcMar>
-              <w:top w:type="dxa" w:w="95"/>
-              <w:left w:type="dxa" w:w="110"/>
-              <w:bottom w:type="dxa" w:w="95"/>
-              <w:right w:type="dxa" w:w="110"/>
-            </w:tcMar>
-            <w:vAlign w:val="center"/>
-          </w:tcPr>
-          <w:p>
-            <w:pPr>
-              <w:spacing w:after="0" w:line="260"/>
-              <w:rPr>
-                <w:b/>
-                <w:bCs/>
-              </w:rPr>
-            </w:pPr>
-            <w:r>
-              <w:rPr>
-                <w:rFonts w:ascii="Noto Sans CJK KR" w:cs="Noto Sans CJK KR" w:eastAsia="Noto Sans CJK KR" w:hAnsi="Noto Sans CJK KR"/>
-                <w:b/>
-                <w:bCs/>
-                <w:sz w:val="20"/>
-                <w:szCs w:val="20"/>
-              </w:rPr>
-              <w:t xml:space="preserve">구현 범위</w:t>
-            </w:r>
-          </w:p>
-        </w:tc>
-      </w:tr>
-      <w:tr>
-        <w:trPr>
-          <w:cantSplit/>
-        </w:trPr>
-        <w:tc>
-          <w:tcPr>
-            <w:tcW w:type="pct" w:w="15%"/>
-            <w:tcBorders>
-              <w:top w:val="single" w:color="D9D9D9" w:sz="5"/>
-              <w:left w:val="single" w:color="D9D9D9" w:sz="5"/>
-              <w:bottom w:val="single" w:color="D9D9D9" w:sz="5"/>
-              <w:right w:val="single" w:color="D9D9D9" w:sz="5"/>
-            </w:tcBorders>
-            <w:shd w:fill="FFFFFF"/>
-            <w:tcMar>
-              <w:top w:type="dxa" w:w="95"/>
-              <w:left w:type="dxa" w:w="110"/>
-              <w:bottom w:type="dxa" w:w="95"/>
-              <w:right w:type="dxa" w:w="110"/>
-            </w:tcMar>
-            <w:vAlign w:val="center"/>
-          </w:tcPr>
-          <w:p>
-            <w:pPr>
-              <w:spacing w:after="0" w:line="260"/>
-              <w:rPr>
-                <w:b w:val="false"/>
-                <w:bCs w:val="false"/>
-              </w:rPr>
-            </w:pPr>
-            <w:r>
-              <w:rPr>
-                <w:rFonts w:ascii="Noto Sans CJK KR" w:cs="Noto Sans CJK KR" w:eastAsia="Noto Sans CJK KR" w:hAnsi="Noto Sans CJK KR"/>
-                <w:b w:val="false"/>
-                <w:bCs w:val="false"/>
-                <w:sz w:val="20"/>
-                <w:szCs w:val="20"/>
-              </w:rPr>
-              <w:t xml:space="preserve">FLOW</w:t>
-            </w:r>
-          </w:p>
-        </w:tc>
-        <w:tc>
-          <w:tcPr>
-            <w:tcW w:type="pct" w:w="18%"/>
-            <w:tcBorders>
-              <w:top w:val="single" w:color="D9D9D9" w:sz="5"/>
-              <w:left w:val="single" w:color="D9D9D9" w:sz="5"/>
-              <w:bottom w:val="single" w:color="D9D9D9" w:sz="5"/>
-              <w:right w:val="single" w:color="D9D9D9" w:sz="5"/>
-            </w:tcBorders>
-            <w:shd w:fill="FFFFFF"/>
-            <w:tcMar>
-              <w:top w:type="dxa" w:w="95"/>
-              <w:left w:type="dxa" w:w="110"/>
-              <w:bottom w:type="dxa" w:w="95"/>
-              <w:right w:type="dxa" w:w="110"/>
-            </w:tcMar>
-            <w:vAlign w:val="center"/>
-          </w:tcPr>
-          <w:p>
-            <w:pPr>
-              <w:spacing w:after="0" w:line="260"/>
-              <w:rPr>
-                <w:b w:val="false"/>
-                <w:bCs w:val="false"/>
-              </w:rPr>
-            </w:pPr>
-            <w:r>
-              <w:rPr>
-                <w:rFonts w:ascii="Noto Sans CJK KR" w:cs="Noto Sans CJK KR" w:eastAsia="Noto Sans CJK KR" w:hAnsi="Noto Sans CJK KR"/>
-                <w:b w:val="false"/>
-                <w:bCs w:val="false"/>
-                <w:sz w:val="20"/>
-                <w:szCs w:val="20"/>
-              </w:rPr>
-              <w:t xml:space="preserve">개인 프로젝트</w:t>
-            </w:r>
-          </w:p>
-        </w:tc>
-        <w:tc>
-          <w:tcPr>
-            <w:tcW w:type="pct" w:w="25%"/>
-            <w:tcBorders>
-              <w:top w:val="single" w:color="D9D9D9" w:sz="5"/>
-              <w:left w:val="single" w:color="D9D9D9" w:sz="5"/>
-              <w:bottom w:val="single" w:color="D9D9D9" w:sz="5"/>
-              <w:right w:val="single" w:color="D9D9D9" w:sz="5"/>
-            </w:tcBorders>
-            <w:shd w:fill="FFFFFF"/>
-            <w:tcMar>
-              <w:top w:type="dxa" w:w="95"/>
-              <w:left w:type="dxa" w:w="110"/>
-              <w:bottom w:type="dxa" w:w="95"/>
-              <w:right w:type="dxa" w:w="110"/>
-            </w:tcMar>
-            <w:vAlign w:val="center"/>
-          </w:tcPr>
-          <w:p>
-            <w:pPr>
-              <w:spacing w:after="0" w:line="260"/>
-              <w:rPr>
-                <w:b w:val="false"/>
-                <w:bCs w:val="false"/>
-              </w:rPr>
-            </w:pPr>
-            <w:r>
-              <w:rPr>
-                <w:rFonts w:ascii="Noto Sans CJK KR" w:cs="Noto Sans CJK KR" w:eastAsia="Noto Sans CJK KR" w:hAnsi="Noto Sans CJK KR"/>
-                <w:b w:val="false"/>
-                <w:bCs w:val="false"/>
-                <w:sz w:val="20"/>
-                <w:szCs w:val="20"/>
-              </w:rPr>
-              <w:t xml:space="preserve">Vue 3 · SCSS</w:t>
-            </w:r>
-          </w:p>
-        </w:tc>
-        <w:tc>
-          <w:tcPr>
-            <w:tcW w:type="pct" w:w="42%"/>
-            <w:tcBorders>
-              <w:top w:val="single" w:color="D9D9D9" w:sz="5"/>
-              <w:left w:val="single" w:color="D9D9D9" w:sz="5"/>
-              <w:bottom w:val="single" w:color="D9D9D9" w:sz="5"/>
-              <w:right w:val="single" w:color="D9D9D9" w:sz="5"/>
-            </w:tcBorders>
-            <w:shd w:fill="FFFFFF"/>
-            <w:tcMar>
-              <w:top w:type="dxa" w:w="95"/>
-              <w:left w:type="dxa" w:w="110"/>
-              <w:bottom w:type="dxa" w:w="95"/>
-              <w:right w:type="dxa" w:w="110"/>
-            </w:tcMar>
-            <w:vAlign w:val="center"/>
-          </w:tcPr>
-          <w:p>
-            <w:pPr>
-              <w:spacing w:after="0" w:line="260"/>
-              <w:rPr>
-                <w:b w:val="false"/>
-                <w:bCs w:val="false"/>
-              </w:rPr>
-            </w:pPr>
-            <w:r>
-              <w:rPr>
-                <w:rFonts w:ascii="Noto Sans CJK KR" w:cs="Noto Sans CJK KR" w:eastAsia="Noto Sans CJK KR" w:hAnsi="Noto Sans CJK KR"/>
-                <w:b w:val="false"/>
-                <w:bCs w:val="false"/>
-                <w:sz w:val="20"/>
-                <w:szCs w:val="20"/>
-              </w:rPr>
-              <w:t xml:space="preserve">물류 운영 현황, 재고 검색·필터·정렬, 페이지네이션, 상세</w:t>
-            </w:r>
-          </w:p>
-        </w:tc>
-      </w:tr>
-      <w:tr>
-        <w:trPr>
-          <w:cantSplit/>
-        </w:trPr>
-        <w:tc>
-          <w:tcPr>
-            <w:tcW w:type="pct" w:w="15%"/>
-            <w:tcBorders>
-              <w:top w:val="single" w:color="D9D9D9" w:sz="5"/>
-              <w:left w:val="single" w:color="D9D9D9" w:sz="5"/>
-              <w:bottom w:val="single" w:color="D9D9D9" w:sz="5"/>
-              <w:right w:val="single" w:color="D9D9D9" w:sz="5"/>
-            </w:tcBorders>
-            <w:shd w:fill="FFFFFF"/>
-            <w:tcMar>
-              <w:top w:type="dxa" w:w="95"/>
-              <w:left w:type="dxa" w:w="110"/>
-              <w:bottom w:type="dxa" w:w="95"/>
-              <w:right w:type="dxa" w:w="110"/>
-            </w:tcMar>
-            <w:vAlign w:val="center"/>
-          </w:tcPr>
-          <w:p>
-            <w:pPr>
-              <w:spacing w:after="0" w:line="260"/>
-              <w:rPr>
-                <w:b w:val="false"/>
-                <w:bCs w:val="false"/>
-              </w:rPr>
-            </w:pPr>
-            <w:r>
-              <w:rPr>
-                <w:rFonts w:ascii="Noto Sans CJK KR" w:cs="Noto Sans CJK KR" w:eastAsia="Noto Sans CJK KR" w:hAnsi="Noto Sans CJK KR"/>
-                <w:b w:val="false"/>
-                <w:bCs w:val="false"/>
-                <w:sz w:val="20"/>
-                <w:szCs w:val="20"/>
-              </w:rPr>
-              <w:t xml:space="preserve">ORDERS</w:t>
-            </w:r>
-          </w:p>
-        </w:tc>
-        <w:tc>
-          <w:tcPr>
-            <w:tcW w:type="pct" w:w="18%"/>
-            <w:tcBorders>
-              <w:top w:val="single" w:color="D9D9D9" w:sz="5"/>
-              <w:left w:val="single" w:color="D9D9D9" w:sz="5"/>
-              <w:bottom w:val="single" w:color="D9D9D9" w:sz="5"/>
-              <w:right w:val="single" w:color="D9D9D9" w:sz="5"/>
-            </w:tcBorders>
-            <w:shd w:fill="FFFFFF"/>
-            <w:tcMar>
-              <w:top w:type="dxa" w:w="95"/>
-              <w:left w:type="dxa" w:w="110"/>
-              <w:bottom w:type="dxa" w:w="95"/>
-              <w:right w:type="dxa" w:w="110"/>
-            </w:tcMar>
-            <w:vAlign w:val="center"/>
-          </w:tcPr>
-          <w:p>
-            <w:pPr>
-              <w:spacing w:after="0" w:line="260"/>
-              <w:rPr>
-                <w:b w:val="false"/>
-                <w:bCs w:val="false"/>
-              </w:rPr>
-            </w:pPr>
-            <w:r>
-              <w:rPr>
-                <w:rFonts w:ascii="Noto Sans CJK KR" w:cs="Noto Sans CJK KR" w:eastAsia="Noto Sans CJK KR" w:hAnsi="Noto Sans CJK KR"/>
-                <w:b w:val="false"/>
-                <w:bCs w:val="false"/>
-                <w:sz w:val="20"/>
-                <w:szCs w:val="20"/>
-              </w:rPr>
-              <w:t xml:space="preserve">개인 프로젝트</w:t>
-            </w:r>
-          </w:p>
-        </w:tc>
-        <w:tc>
-          <w:tcPr>
-            <w:tcW w:type="pct" w:w="25%"/>
-            <w:tcBorders>
-              <w:top w:val="single" w:color="D9D9D9" w:sz="5"/>
-              <w:left w:val="single" w:color="D9D9D9" w:sz="5"/>
-              <w:bottom w:val="single" w:color="D9D9D9" w:sz="5"/>
-              <w:right w:val="single" w:color="D9D9D9" w:sz="5"/>
-            </w:tcBorders>
-            <w:shd w:fill="FFFFFF"/>
-            <w:tcMar>
-              <w:top w:type="dxa" w:w="95"/>
-              <w:left w:type="dxa" w:w="110"/>
-              <w:bottom w:type="dxa" w:w="95"/>
-              <w:right w:type="dxa" w:w="110"/>
-            </w:tcMar>
-            <w:vAlign w:val="center"/>
-          </w:tcPr>
-          <w:p>
-            <w:pPr>
-              <w:spacing w:after="0" w:line="260"/>
-              <w:rPr>
-                <w:b w:val="false"/>
-                <w:bCs w:val="false"/>
-              </w:rPr>
-            </w:pPr>
-            <w:r>
-              <w:rPr>
-                <w:rFonts w:ascii="Noto Sans CJK KR" w:cs="Noto Sans CJK KR" w:eastAsia="Noto Sans CJK KR" w:hAnsi="Noto Sans CJK KR"/>
-                <w:b w:val="false"/>
-                <w:bCs w:val="false"/>
-                <w:sz w:val="20"/>
-                <w:szCs w:val="20"/>
-              </w:rPr>
-              <w:t xml:space="preserve">React · SCSS</w:t>
-            </w:r>
-          </w:p>
-        </w:tc>
-        <w:tc>
-          <w:tcPr>
-            <w:tcW w:type="pct" w:w="42%"/>
-            <w:tcBorders>
-              <w:top w:val="single" w:color="D9D9D9" w:sz="5"/>
-              <w:left w:val="single" w:color="D9D9D9" w:sz="5"/>
-              <w:bottom w:val="single" w:color="D9D9D9" w:sz="5"/>
-              <w:right w:val="single" w:color="D9D9D9" w:sz="5"/>
-            </w:tcBorders>
-            <w:shd w:fill="FFFFFF"/>
-            <w:tcMar>
-              <w:top w:type="dxa" w:w="95"/>
-              <w:left w:type="dxa" w:w="110"/>
-              <w:bottom w:type="dxa" w:w="95"/>
-              <w:right w:type="dxa" w:w="110"/>
-            </w:tcMar>
-            <w:vAlign w:val="center"/>
-          </w:tcPr>
-          <w:p>
-            <w:pPr>
-              <w:spacing w:after="0" w:line="260"/>
-              <w:rPr>
-                <w:b w:val="false"/>
-                <w:bCs w:val="false"/>
-              </w:rPr>
-            </w:pPr>
-            <w:r>
-              <w:rPr>
-                <w:rFonts w:ascii="Noto Sans CJK KR" w:cs="Noto Sans CJK KR" w:eastAsia="Noto Sans CJK KR" w:hAnsi="Noto Sans CJK KR"/>
-                <w:b w:val="false"/>
-                <w:bCs w:val="false"/>
-                <w:sz w:val="20"/>
-                <w:szCs w:val="20"/>
-              </w:rPr>
-              <w:t xml:space="preserve">주문 검색, 상세·상태 변경, 발주 등록, 입력 검증</w:t>
-            </w:r>
-          </w:p>
-        </w:tc>
-      </w:tr>
-      <w:tr>
-        <w:trPr>
-          <w:cantSplit/>
-        </w:trPr>
-        <w:tc>
-          <w:tcPr>
-            <w:tcW w:type="pct" w:w="15%"/>
-            <w:tcBorders>
-              <w:top w:val="single" w:color="D9D9D9" w:sz="5"/>
-              <w:left w:val="single" w:color="D9D9D9" w:sz="5"/>
-              <w:bottom w:val="single" w:color="D9D9D9" w:sz="5"/>
-              <w:right w:val="single" w:color="D9D9D9" w:sz="5"/>
-            </w:tcBorders>
-            <w:shd w:fill="FFFFFF"/>
-            <w:tcMar>
-              <w:top w:type="dxa" w:w="95"/>
-              <w:left w:type="dxa" w:w="110"/>
-              <w:bottom w:type="dxa" w:w="95"/>
-              <w:right w:type="dxa" w:w="110"/>
-            </w:tcMar>
-            <w:vAlign w:val="center"/>
-          </w:tcPr>
-          <w:p>
-            <w:pPr>
-              <w:spacing w:after="0" w:line="260"/>
-              <w:rPr>
-                <w:b w:val="false"/>
-                <w:bCs w:val="false"/>
-              </w:rPr>
-            </w:pPr>
-            <w:r>
-              <w:rPr>
-                <w:rFonts w:ascii="Noto Sans CJK KR" w:cs="Noto Sans CJK KR" w:eastAsia="Noto Sans CJK KR" w:hAnsi="Noto Sans CJK KR"/>
-                <w:b w:val="false"/>
-                <w:bCs w:val="false"/>
-                <w:sz w:val="20"/>
-                <w:szCs w:val="20"/>
-              </w:rPr>
-              <w:t xml:space="preserve">PLAY LAB</w:t>
-            </w:r>
-          </w:p>
-        </w:tc>
-        <w:tc>
-          <w:tcPr>
-            <w:tcW w:type="pct" w:w="18%"/>
-            <w:tcBorders>
-              <w:top w:val="single" w:color="D9D9D9" w:sz="5"/>
-              <w:left w:val="single" w:color="D9D9D9" w:sz="5"/>
-              <w:bottom w:val="single" w:color="D9D9D9" w:sz="5"/>
-              <w:right w:val="single" w:color="D9D9D9" w:sz="5"/>
-            </w:tcBorders>
-            <w:shd w:fill="FFFFFF"/>
-            <w:tcMar>
-              <w:top w:type="dxa" w:w="95"/>
-              <w:left w:type="dxa" w:w="110"/>
-              <w:bottom w:type="dxa" w:w="95"/>
-              <w:right w:type="dxa" w:w="110"/>
-            </w:tcMar>
-            <w:vAlign w:val="center"/>
-          </w:tcPr>
-          <w:p>
-            <w:pPr>
-              <w:spacing w:after="0" w:line="260"/>
-              <w:rPr>
-                <w:b w:val="false"/>
-                <w:bCs w:val="false"/>
-              </w:rPr>
-            </w:pPr>
-            <w:r>
-              <w:rPr>
-                <w:rFonts w:ascii="Noto Sans CJK KR" w:cs="Noto Sans CJK KR" w:eastAsia="Noto Sans CJK KR" w:hAnsi="Noto Sans CJK KR"/>
-                <w:b w:val="false"/>
-                <w:bCs w:val="false"/>
-                <w:sz w:val="20"/>
-                <w:szCs w:val="20"/>
-              </w:rPr>
-              <w:t xml:space="preserve">개인 프로젝트</w:t>
-            </w:r>
-          </w:p>
-        </w:tc>
-        <w:tc>
-          <w:tcPr>
-            <w:tcW w:type="pct" w:w="25%"/>
-            <w:tcBorders>
-              <w:top w:val="single" w:color="D9D9D9" w:sz="5"/>
-              <w:left w:val="single" w:color="D9D9D9" w:sz="5"/>
-              <w:bottom w:val="single" w:color="D9D9D9" w:sz="5"/>
-              <w:right w:val="single" w:color="D9D9D9" w:sz="5"/>
-            </w:tcBorders>
-            <w:shd w:fill="FFFFFF"/>
-            <w:tcMar>
-              <w:top w:type="dxa" w:w="95"/>
-              <w:left w:type="dxa" w:w="110"/>
-              <w:bottom w:type="dxa" w:w="95"/>
-              <w:right w:type="dxa" w:w="110"/>
-            </w:tcMar>
-            <w:vAlign w:val="center"/>
-          </w:tcPr>
-          <w:p>
-            <w:pPr>
-              <w:spacing w:after="0" w:line="260"/>
-              <w:rPr>
-                <w:b w:val="false"/>
-                <w:bCs w:val="false"/>
-              </w:rPr>
-            </w:pPr>
-            <w:r>
-              <w:rPr>
-                <w:rFonts w:ascii="Noto Sans CJK KR" w:cs="Noto Sans CJK KR" w:eastAsia="Noto Sans CJK KR" w:hAnsi="Noto Sans CJK KR"/>
-                <w:b w:val="false"/>
-                <w:bCs w:val="false"/>
-                <w:sz w:val="20"/>
-                <w:szCs w:val="20"/>
-              </w:rPr>
-              <w:t xml:space="preserve">JavaScript · SCSS</w:t>
-            </w:r>
-          </w:p>
-        </w:tc>
-        <w:tc>
-          <w:tcPr>
-            <w:tcW w:type="pct" w:w="42%"/>
-            <w:tcBorders>
-              <w:top w:val="single" w:color="D9D9D9" w:sz="5"/>
-              <w:left w:val="single" w:color="D9D9D9" w:sz="5"/>
-              <w:bottom w:val="single" w:color="D9D9D9" w:sz="5"/>
-              <w:right w:val="single" w:color="D9D9D9" w:sz="5"/>
-            </w:tcBorders>
-            <w:shd w:fill="FFFFFF"/>
-            <w:tcMar>
-              <w:top w:type="dxa" w:w="95"/>
-              <w:left w:type="dxa" w:w="110"/>
-              <w:bottom w:type="dxa" w:w="95"/>
-              <w:right w:type="dxa" w:w="110"/>
-            </w:tcMar>
-            <w:vAlign w:val="center"/>
-          </w:tcPr>
-          <w:p>
-            <w:pPr>
-              <w:spacing w:after="0" w:line="260"/>
-              <w:rPr>
-                <w:b w:val="false"/>
-                <w:bCs w:val="false"/>
-              </w:rPr>
-            </w:pPr>
-            <w:r>
-              <w:rPr>
-                <w:rFonts w:ascii="Noto Sans CJK KR" w:cs="Noto Sans CJK KR" w:eastAsia="Noto Sans CJK KR" w:hAnsi="Noto Sans CJK KR"/>
-                <w:b w:val="false"/>
-                <w:bCs w:val="false"/>
-                <w:sz w:val="20"/>
-                <w:szCs w:val="20"/>
-              </w:rPr>
-              <w:t xml:space="preserve">룰렛, 카드 뽑기, 체험 연동 미션, 드래그·버튼 순서 변경</w:t>
-            </w:r>
-          </w:p>
-        </w:tc>
-      </w:tr>
-      <w:tr>
-        <w:trPr>
-          <w:cantSplit/>
-        </w:trPr>
-        <w:tc>
-          <w:tcPr>
-            <w:tcW w:type="pct" w:w="15%"/>
-            <w:tcBorders>
-              <w:top w:val="single" w:color="D9D9D9" w:sz="5"/>
-              <w:left w:val="single" w:color="D9D9D9" w:sz="5"/>
-              <w:bottom w:val="single" w:color="D9D9D9" w:sz="5"/>
-              <w:right w:val="single" w:color="D9D9D9" w:sz="5"/>
-            </w:tcBorders>
-            <w:shd w:fill="FFFFFF"/>
-            <w:tcMar>
-              <w:top w:type="dxa" w:w="95"/>
-              <w:left w:type="dxa" w:w="110"/>
-              <w:bottom w:type="dxa" w:w="95"/>
-              <w:right w:type="dxa" w:w="110"/>
-            </w:tcMar>
-            <w:vAlign w:val="center"/>
-          </w:tcPr>
-          <w:p>
-            <w:pPr>
-              <w:spacing w:after="0" w:line="260"/>
-              <w:rPr>
-                <w:b w:val="false"/>
-                <w:bCs w:val="false"/>
-              </w:rPr>
-            </w:pPr>
-            <w:r>
-              <w:rPr>
-                <w:rFonts w:ascii="Noto Sans CJK KR" w:cs="Noto Sans CJK KR" w:eastAsia="Noto Sans CJK KR" w:hAnsi="Noto Sans CJK KR"/>
-                <w:b w:val="false"/>
-                <w:bCs w:val="false"/>
-                <w:sz w:val="20"/>
-                <w:szCs w:val="20"/>
-              </w:rPr>
-              <w:t xml:space="preserve">YEON</w:t>
-            </w:r>
-          </w:p>
-        </w:tc>
-        <w:tc>
-          <w:tcPr>
-            <w:tcW w:type="pct" w:w="18%"/>
-            <w:tcBorders>
-              <w:top w:val="single" w:color="D9D9D9" w:sz="5"/>
-              <w:left w:val="single" w:color="D9D9D9" w:sz="5"/>
-              <w:bottom w:val="single" w:color="D9D9D9" w:sz="5"/>
-              <w:right w:val="single" w:color="D9D9D9" w:sz="5"/>
-            </w:tcBorders>
-            <w:shd w:fill="FFFFFF"/>
-            <w:tcMar>
-              <w:top w:type="dxa" w:w="95"/>
-              <w:left w:type="dxa" w:w="110"/>
-              <w:bottom w:type="dxa" w:w="95"/>
-              <w:right w:type="dxa" w:w="110"/>
-            </w:tcMar>
-            <w:vAlign w:val="center"/>
-          </w:tcPr>
-          <w:p>
-            <w:pPr>
-              <w:spacing w:after="0" w:line="260"/>
-              <w:rPr>
-                <w:b w:val="false"/>
-                <w:bCs w:val="false"/>
-              </w:rPr>
-            </w:pPr>
-            <w:r>
-              <w:rPr>
-                <w:rFonts w:ascii="Noto Sans CJK KR" w:cs="Noto Sans CJK KR" w:eastAsia="Noto Sans CJK KR" w:hAnsi="Noto Sans CJK KR"/>
-                <w:b w:val="false"/>
-                <w:bCs w:val="false"/>
-                <w:sz w:val="20"/>
-                <w:szCs w:val="20"/>
-              </w:rPr>
-              <w:t xml:space="preserve">개인 프로젝트</w:t>
-            </w:r>
-          </w:p>
-        </w:tc>
-        <w:tc>
-          <w:tcPr>
-            <w:tcW w:type="pct" w:w="25%"/>
-            <w:tcBorders>
-              <w:top w:val="single" w:color="D9D9D9" w:sz="5"/>
-              <w:left w:val="single" w:color="D9D9D9" w:sz="5"/>
-              <w:bottom w:val="single" w:color="D9D9D9" w:sz="5"/>
-              <w:right w:val="single" w:color="D9D9D9" w:sz="5"/>
-            </w:tcBorders>
-            <w:shd w:fill="FFFFFF"/>
-            <w:tcMar>
-              <w:top w:type="dxa" w:w="95"/>
-              <w:left w:type="dxa" w:w="110"/>
-              <w:bottom w:type="dxa" w:w="95"/>
-              <w:right w:type="dxa" w:w="110"/>
-            </w:tcMar>
-            <w:vAlign w:val="center"/>
-          </w:tcPr>
-          <w:p>
-            <w:pPr>
-              <w:spacing w:after="0" w:line="260"/>
-              <w:rPr>
-                <w:b w:val="false"/>
-                <w:bCs w:val="false"/>
-              </w:rPr>
-            </w:pPr>
-            <w:r>
-              <w:rPr>
-                <w:rFonts w:ascii="Noto Sans CJK KR" w:cs="Noto Sans CJK KR" w:eastAsia="Noto Sans CJK KR" w:hAnsi="Noto Sans CJK KR"/>
-                <w:b w:val="false"/>
-                <w:bCs w:val="false"/>
-                <w:sz w:val="20"/>
-                <w:szCs w:val="20"/>
-              </w:rPr>
-              <w:t xml:space="preserve">HTML · SCSS · JavaScript</w:t>
-            </w:r>
-          </w:p>
-        </w:tc>
-        <w:tc>
-          <w:tcPr>
-            <w:tcW w:type="pct" w:w="42%"/>
-            <w:tcBorders>
-              <w:top w:val="single" w:color="D9D9D9" w:sz="5"/>
-              <w:left w:val="single" w:color="D9D9D9" w:sz="5"/>
-              <w:bottom w:val="single" w:color="D9D9D9" w:sz="5"/>
-              <w:right w:val="single" w:color="D9D9D9" w:sz="5"/>
-            </w:tcBorders>
-            <w:shd w:fill="FFFFFF"/>
-            <w:tcMar>
-              <w:top w:type="dxa" w:w="95"/>
-              <w:left w:type="dxa" w:w="110"/>
-              <w:bottom w:type="dxa" w:w="95"/>
-              <w:right w:type="dxa" w:w="110"/>
-            </w:tcMar>
-            <w:vAlign w:val="center"/>
-          </w:tcPr>
-          <w:p>
-            <w:pPr>
-              <w:spacing w:after="0" w:line="260"/>
-              <w:rPr>
-                <w:b w:val="false"/>
-                <w:bCs w:val="false"/>
-              </w:rPr>
-            </w:pPr>
-            <w:r>
-              <w:rPr>
-                <w:rFonts w:ascii="Noto Sans CJK KR" w:cs="Noto Sans CJK KR" w:eastAsia="Noto Sans CJK KR" w:hAnsi="Noto Sans CJK KR"/>
-                <w:b w:val="false"/>
-                <w:bCs w:val="false"/>
-                <w:sz w:val="20"/>
-                <w:szCs w:val="20"/>
-              </w:rPr>
-              <w:t xml:space="preserve">반응형 브랜드 웹, 제품 필터·상세, FAQ, 이메일 입력 체험</w:t>
-            </w:r>
-          </w:p>
-        </w:tc>
-      </w:tr>
-    </w:tbl>
-    <w:p>
-      <w:pPr>
-        <w:pStyle w:val="Heading2"/>
-        <w:keepNext/>
-        <w:spacing w:after="100" w:before="210"/>
-      </w:pPr>
-      <w:r>
-        <w:t xml:space="preserve">프로젝트 구분</w:t>
-      </w:r>
-    </w:p>
-    <w:p>
-      <w:pPr>
-        <w:spacing w:after="90" w:line="270"/>
-      </w:pPr>
-      <w:r>
-        <w:rPr>
-          <w:rFonts w:ascii="Noto Sans CJK KR" w:cs="Noto Sans CJK KR" w:eastAsia="Noto Sans CJK KR" w:hAnsi="Noto Sans CJK KR"/>
-          <w:sz w:val="20"/>
-          <w:szCs w:val="20"/>
-        </w:rPr>
-        <w:t xml:space="preserve">FLOW, ORDERS, PLAY LAB, YEON은 가상 데이터로 제작한 개인 프로젝트입니다.</w:t>
-      </w:r>
-    </w:p>
-    <w:p>
-      <w:pPr>
-        <w:spacing w:after="90" w:line="270"/>
-      </w:pPr>
-      <w:r>
-        <w:rPr>
-          <w:rFonts w:ascii="Noto Sans CJK KR" w:cs="Noto Sans CJK KR" w:eastAsia="Noto Sans CJK KR" w:hAnsi="Noto Sans CJK KR"/>
-          <w:sz w:val="20"/>
-          <w:szCs w:val="20"/>
-        </w:rPr>
-        <w:t xml:space="preserve">React는 개인 프로젝트 경험이며 실무 경력과 구분합니다.</w:t>
-      </w:r>
-    </w:p>
     <w:sectPr>
       <w:pgSz w:w="12240" w:h="15840" w:orient="portrait"/>
       <w:pgMar w:top="900" w:right="1000" w:bottom="900" w:left="1000" w:header="708" w:footer="708" w:gutter="0"/>
